--- a/src_Set-OutlookSignatures/sample templates/Signatures DOCX/Test all default replacement variables.docx
+++ b/src_Set-OutlookSignatures/sample templates/Signatures DOCX/Test all default replacement variables.docx
@@ -10776,7 +10776,7 @@
                 <w:lang w:eastAsia="de-AT"/>
               </w:rPr>
               <w:drawing>
-                <wp:inline distT="0" distB="0" distL="0" distR="0" wp14:anchorId="0C3C206D" wp14:editId="636D45BE">
+                <wp:inline distT="0" distB="0" distL="0" distR="0" wp14:anchorId="0C3C206D" wp14:editId="13E67172">
                   <wp:extent cx="1077506" cy="1080000"/>
                   <wp:effectExtent l="0" t="0" r="8890" b="6350"/>
                   <wp:docPr id="1174030678" name="Picture 16" descr="This is a placeholder image for the photo of the current user. If the current user has no photo, this placeholder is still shown.&#10;$CurrentUserPhoto$"/>
@@ -10895,7 +10895,7 @@
                 <w:lang w:eastAsia="de-AT"/>
               </w:rPr>
               <w:drawing>
-                <wp:inline distT="0" distB="0" distL="0" distR="0" wp14:anchorId="79B4BC8D" wp14:editId="46090763">
+                <wp:inline distT="0" distB="0" distL="0" distR="0" wp14:anchorId="79B4BC8D" wp14:editId="3E5D1474">
                   <wp:extent cx="1077506" cy="1080000"/>
                   <wp:effectExtent l="0" t="0" r="8890" b="6350"/>
                   <wp:docPr id="359148613" name="Picture 15" descr="This is a placeholder image for the photo of the current user. If the current user has no photo, this placeholder is deleted.$CurrentUserPhotoDeleteEmpty$"/>
@@ -10996,7 +10996,7 @@
                 <w:lang w:eastAsia="de-AT"/>
               </w:rPr>
               <w:drawing>
-                <wp:inline distT="0" distB="0" distL="0" distR="0" wp14:anchorId="25B26DF4" wp14:editId="497C7107">
+                <wp:inline distT="0" distB="0" distL="0" distR="0" wp14:anchorId="25B26DF4" wp14:editId="4C71A1E8">
                   <wp:extent cx="1080000" cy="1080000"/>
                   <wp:effectExtent l="114300" t="114300" r="120650" b="120650"/>
                   <wp:docPr id="11" name="Picture 14" descr="This is a placeholder image for the photo of the current user, with some fancy formatting that can only be used with DOCX templates. If the current user has no photo, this placeholder is still shown.&#10;$CurrentUserPhoto$"/>
@@ -11141,7 +11141,7 @@
                 <w:lang w:eastAsia="de-AT"/>
               </w:rPr>
               <w:drawing>
-                <wp:inline distT="0" distB="0" distL="0" distR="0" wp14:anchorId="4930DF84" wp14:editId="5D19FFF0">
+                <wp:inline distT="0" distB="0" distL="0" distR="0" wp14:anchorId="4930DF84" wp14:editId="5F61F7F0">
                   <wp:extent cx="1077506" cy="1080000"/>
                   <wp:effectExtent l="0" t="0" r="8890" b="6350"/>
                   <wp:docPr id="1578714688" name="Picture 13" descr="This is a placeholder image for the photo of the current user manager. If the current user manager has no photo, this placeholder is still shown.$CurrentUserManagerPhoto$"/>
@@ -11260,7 +11260,7 @@
                 <w:lang w:eastAsia="de-AT"/>
               </w:rPr>
               <w:drawing>
-                <wp:inline distT="0" distB="0" distL="0" distR="0" wp14:anchorId="72FB956E" wp14:editId="7E960A67">
+                <wp:inline distT="0" distB="0" distL="0" distR="0" wp14:anchorId="72FB956E" wp14:editId="041CC944">
                   <wp:extent cx="1077506" cy="1080000"/>
                   <wp:effectExtent l="0" t="0" r="8890" b="6350"/>
                   <wp:docPr id="1879234866" name="Picture 12" descr="This is a placeholder image for the photo of the current user manager. If the current user manager has no photo, this placeholder is deleted.$CurrentUserManagerPhotoDeleteEmpty$"/>
@@ -11361,7 +11361,7 @@
                 <w:lang w:eastAsia="de-AT"/>
               </w:rPr>
               <w:drawing>
-                <wp:inline distT="0" distB="0" distL="0" distR="0" wp14:anchorId="38A08BEE" wp14:editId="71DB2136">
+                <wp:inline distT="0" distB="0" distL="0" distR="0" wp14:anchorId="38A08BEE" wp14:editId="47FE5C03">
                   <wp:extent cx="1080000" cy="1080000"/>
                   <wp:effectExtent l="19050" t="57150" r="0" b="387350"/>
                   <wp:docPr id="12" name="Picture 11" descr="This is a placeholder image for the photo of the current user manager, with some fancy formatting that can only be used with DOCX templates. If the current user manager has no photo, this placeholder is still shown.&#10;$CurrentUserManagerPhoto$"/>
@@ -11508,7 +11508,7 @@
                 <w:lang w:eastAsia="de-AT"/>
               </w:rPr>
               <w:drawing>
-                <wp:inline distT="0" distB="0" distL="0" distR="0" wp14:anchorId="022503C1" wp14:editId="637DF2DE">
+                <wp:inline distT="0" distB="0" distL="0" distR="0" wp14:anchorId="022503C1" wp14:editId="17C0515F">
                   <wp:extent cx="1077506" cy="1080000"/>
                   <wp:effectExtent l="0" t="0" r="8890" b="6350"/>
                   <wp:docPr id="1982955827" name="Picture 10" descr="This is a placeholder image for the photo of the current mailbox. If the current mailbox has no photo, this placeholder is still shown.&#10;$CurrentMailboxPhoto$"/>
@@ -11627,7 +11627,7 @@
                 <w:lang w:eastAsia="de-AT"/>
               </w:rPr>
               <w:drawing>
-                <wp:inline distT="0" distB="0" distL="0" distR="0" wp14:anchorId="610DB1DE" wp14:editId="07EB2884">
+                <wp:inline distT="0" distB="0" distL="0" distR="0" wp14:anchorId="610DB1DE" wp14:editId="485248D1">
                   <wp:extent cx="1077506" cy="1080000"/>
                   <wp:effectExtent l="0" t="0" r="8890" b="6350"/>
                   <wp:docPr id="17003845" name="Picture 9" descr="This is a placeholder image for the photo of the current mailbox. If the current mailbox has no photo, this placeholder is deleted.&#10;$CurrentMailboxPhotoDeleteEmpty$"/>
@@ -11728,7 +11728,7 @@
                 <w:lang w:eastAsia="de-AT"/>
               </w:rPr>
               <w:drawing>
-                <wp:inline distT="0" distB="0" distL="0" distR="0" wp14:anchorId="656D78AD" wp14:editId="217E5E0F">
+                <wp:inline distT="0" distB="0" distL="0" distR="0" wp14:anchorId="656D78AD" wp14:editId="6F987F23">
                   <wp:extent cx="1080000" cy="1080000"/>
                   <wp:effectExtent l="285750" t="209550" r="273050" b="234950"/>
                   <wp:docPr id="13" name="Picture 8" descr="This is a placeholder image for the photo of the current mailbox, with some fancy formatting that can only be used with DOCX templates. If the current mailbox has no photo, this placeholder is still shown.&#10;$CurrentMailboxPhoto$"/>
@@ -11893,7 +11893,7 @@
                 <w:lang w:eastAsia="de-AT"/>
               </w:rPr>
               <w:drawing>
-                <wp:inline distT="0" distB="0" distL="0" distR="0" wp14:anchorId="33BB6C53" wp14:editId="77B979B0">
+                <wp:inline distT="0" distB="0" distL="0" distR="0" wp14:anchorId="33BB6C53" wp14:editId="2BFEF8B8">
                   <wp:extent cx="1077506" cy="1080000"/>
                   <wp:effectExtent l="0" t="0" r="8890" b="6350"/>
                   <wp:docPr id="1769740849" name="Picture 7" descr="This is a placeholder image for the photo of the current mailbox manager. If the current mailbox manager has no photo, this placeholder is still shown.$CurrentMailboxManagerPhoto$"/>
@@ -12012,7 +12012,7 @@
                 <w:lang w:eastAsia="de-AT"/>
               </w:rPr>
               <w:drawing>
-                <wp:inline distT="0" distB="0" distL="0" distR="0" wp14:anchorId="38378013" wp14:editId="3528C279">
+                <wp:inline distT="0" distB="0" distL="0" distR="0" wp14:anchorId="38378013" wp14:editId="7EB2CA11">
                   <wp:extent cx="1077506" cy="1080000"/>
                   <wp:effectExtent l="0" t="0" r="8890" b="6350"/>
                   <wp:docPr id="558996120" name="Picture 6" descr="This is a placeholder image for the photo of the current mailbox manager. If the current mailbox manager has no photo, this placeholder is deleted.&#10;$CurrentMailboxManagerPhotoDeleteEmpty$"/>
@@ -12113,7 +12113,7 @@
                 <w:lang w:eastAsia="de-AT"/>
               </w:rPr>
               <w:drawing>
-                <wp:inline distT="0" distB="0" distL="0" distR="0" wp14:anchorId="44391D29" wp14:editId="2E4C0356">
+                <wp:inline distT="0" distB="0" distL="0" distR="0" wp14:anchorId="44391D29" wp14:editId="50844E0B">
                   <wp:extent cx="1080000" cy="1080000"/>
                   <wp:effectExtent l="0" t="0" r="6350" b="6350"/>
                   <wp:docPr id="14" name="Picture 5" descr="This is a placeholder image for the photo of the current mailbox manager, with some fancy formatting that can only be used with DOCX templates. If the current mailbox manager has no photo, this placeholder is still shown.&#10;$CurrentMailboxManagerPhoto$"/>
@@ -17076,7 +17076,7 @@
         </w:rPr>
         <w:t xml:space="preserve">in the </w:t>
       </w:r>
-      <w:hyperlink r:id="rId35" w:anchor="92-delete-images-when-attribute-is-empty-variable-content-based-on-group-membership" w:tooltip="Visit the details section of set-outlooksignatures.com" w:history="1">
+      <w:hyperlink r:id="rId35" w:tooltip="Visit the details section of set-outlooksignatures.com" w:history="1">
         <w:r>
           <w:rPr>
             <w:rStyle w:val="Hyperlink"/>
@@ -17085,7 +17085,7 @@
             <w:szCs w:val="24"/>
             <w:lang w:val="en-US" w:eastAsia="de-AT"/>
           </w:rPr>
-          <w:t>technical details documentation</w:t>
+          <w:t>FAQ</w:t>
         </w:r>
       </w:hyperlink>
       <w:r>
@@ -17181,7 +17181,7 @@
         </w:rPr>
         <w:t xml:space="preserve">in the </w:t>
       </w:r>
-      <w:hyperlink r:id="rId36" w:anchor="how-to-avoid-blank-lines-when-replacement-variables-return-an-empty-string" w:tooltip="Visit the FAQ section of set-outlooksignatures.com" w:history="1">
+      <w:hyperlink r:id="rId36" w:tooltip="Visit the FAQ section of set-outlooksignatures.com" w:history="1">
         <w:r>
           <w:rPr>
             <w:rStyle w:val="Hyperlink"/>
@@ -17190,7 +17190,7 @@
             <w:szCs w:val="24"/>
             <w:lang w:val="en-US"/>
           </w:rPr>
-          <w:t>FAQ section</w:t>
+          <w:t>FAQ</w:t>
         </w:r>
       </w:hyperlink>
       <w:r>

--- a/src_Set-OutlookSignatures/sample templates/Signatures DOCX/Test all default replacement variables.docx
+++ b/src_Set-OutlookSignatures/sample templates/Signatures DOCX/Test all default replacement variables.docx
@@ -4,7 +4,7 @@
   <w:body>
     <w:p>
       <w:pPr>
-        <w:pStyle w:val="Title"/>
+        <w:pStyle w:val="Titel"/>
       </w:pPr>
       <w:r>
         <w:t>Welcome!</w:t>
@@ -31,7 +31,7 @@
     </w:p>
     <w:p>
       <w:pPr>
-        <w:pStyle w:val="NoSpacing"/>
+        <w:pStyle w:val="KeinLeerraum"/>
         <w:rPr>
           <w:rFonts w:ascii="Aptos" w:hAnsi="Aptos" w:cs="Calibri"/>
           <w:sz w:val="24"/>
@@ -51,7 +51,7 @@
     </w:p>
     <w:p>
       <w:pPr>
-        <w:pStyle w:val="ListParagraph"/>
+        <w:pStyle w:val="Listenabsatz"/>
         <w:numPr>
           <w:ilvl w:val="0"/>
           <w:numId w:val="9"/>
@@ -85,7 +85,7 @@
     </w:p>
     <w:p>
       <w:pPr>
-        <w:pStyle w:val="ListParagraph"/>
+        <w:pStyle w:val="Listenabsatz"/>
         <w:numPr>
           <w:ilvl w:val="0"/>
           <w:numId w:val="9"/>
@@ -110,7 +110,7 @@
     </w:p>
     <w:p>
       <w:pPr>
-        <w:pStyle w:val="ListParagraph"/>
+        <w:pStyle w:val="Listenabsatz"/>
         <w:numPr>
           <w:ilvl w:val="0"/>
           <w:numId w:val="9"/>
@@ -135,7 +135,7 @@
     </w:p>
     <w:p>
       <w:pPr>
-        <w:pStyle w:val="ListParagraph"/>
+        <w:pStyle w:val="Listenabsatz"/>
         <w:numPr>
           <w:ilvl w:val="0"/>
           <w:numId w:val="9"/>
@@ -160,7 +160,7 @@
     </w:p>
     <w:p>
       <w:pPr>
-        <w:pStyle w:val="ListParagraph"/>
+        <w:pStyle w:val="Listenabsatz"/>
         <w:numPr>
           <w:ilvl w:val="0"/>
           <w:numId w:val="9"/>
@@ -421,7 +421,7 @@
     </w:p>
     <w:p>
       <w:pPr>
-        <w:pStyle w:val="Heading1"/>
+        <w:pStyle w:val="berschrift1"/>
       </w:pPr>
       <w:r>
         <w:t>Default replacement variables</w:t>
@@ -486,7 +486,7 @@
     </w:p>
     <w:tbl>
       <w:tblPr>
-        <w:tblStyle w:val="GridTable5Dark-Accent6"/>
+        <w:tblStyle w:val="Gitternetztabelle5dunkelAkzent6"/>
         <w:tblW w:w="22493" w:type="dxa"/>
         <w:tblCellMar>
           <w:bottom w:w="113" w:type="dxa"/>
@@ -567,6 +567,26 @@
               </w:rPr>
               <w:t>$CurrentUser…</w:t>
             </w:r>
+            <w:r>
+              <w:rPr>
+                <w:rFonts w:ascii="Aptos" w:hAnsi="Aptos" w:cs="Calibri"/>
+                <w:color w:val="000000" w:themeColor="text1"/>
+                <w:sz w:val="24"/>
+                <w:szCs w:val="24"/>
+                <w:lang w:val="en-US"/>
+              </w:rPr>
+              <w:t xml:space="preserve"> / $U</w:t>
+            </w:r>
+            <w:r>
+              <w:rPr>
+                <w:rFonts w:ascii="Aptos" w:hAnsi="Aptos" w:cs="Calibri"/>
+                <w:color w:val="000000" w:themeColor="text1"/>
+                <w:sz w:val="24"/>
+                <w:szCs w:val="24"/>
+                <w:lang w:val="en-US"/>
+              </w:rPr>
+              <w:t>…</w:t>
+            </w:r>
           </w:p>
         </w:tc>
         <w:tc>
@@ -614,6 +634,26 @@
               </w:rPr>
               <w:t>$CurrentUserManager…</w:t>
             </w:r>
+            <w:r>
+              <w:rPr>
+                <w:rFonts w:ascii="Aptos" w:hAnsi="Aptos" w:cs="Calibri"/>
+                <w:color w:val="000000" w:themeColor="text1"/>
+                <w:sz w:val="24"/>
+                <w:szCs w:val="24"/>
+                <w:lang w:val="en-US"/>
+              </w:rPr>
+              <w:t xml:space="preserve"> / $UM</w:t>
+            </w:r>
+            <w:r>
+              <w:rPr>
+                <w:rFonts w:ascii="Aptos" w:hAnsi="Aptos" w:cs="Calibri"/>
+                <w:color w:val="000000" w:themeColor="text1"/>
+                <w:sz w:val="24"/>
+                <w:szCs w:val="24"/>
+                <w:lang w:val="en-US"/>
+              </w:rPr>
+              <w:t>…</w:t>
+            </w:r>
           </w:p>
         </w:tc>
         <w:tc>
@@ -661,6 +701,26 @@
               </w:rPr>
               <w:t>$CurrentMailbox…</w:t>
             </w:r>
+            <w:r>
+              <w:rPr>
+                <w:rFonts w:ascii="Aptos" w:hAnsi="Aptos" w:cs="Calibri"/>
+                <w:color w:val="000000" w:themeColor="text1"/>
+                <w:sz w:val="24"/>
+                <w:szCs w:val="24"/>
+                <w:lang w:val="en-US"/>
+              </w:rPr>
+              <w:t xml:space="preserve"> / $M</w:t>
+            </w:r>
+            <w:r>
+              <w:rPr>
+                <w:rFonts w:ascii="Aptos" w:hAnsi="Aptos" w:cs="Calibri"/>
+                <w:color w:val="000000" w:themeColor="text1"/>
+                <w:sz w:val="24"/>
+                <w:szCs w:val="24"/>
+                <w:lang w:val="en-US"/>
+              </w:rPr>
+              <w:t>…</w:t>
+            </w:r>
           </w:p>
         </w:tc>
         <w:tc>
@@ -707,6 +767,26 @@
                 <w:lang w:val="en-US"/>
               </w:rPr>
               <w:t>$CurrentMailboxManager…</w:t>
+            </w:r>
+            <w:r>
+              <w:rPr>
+                <w:rFonts w:ascii="Aptos" w:hAnsi="Aptos" w:cs="Calibri"/>
+                <w:color w:val="000000" w:themeColor="text1"/>
+                <w:sz w:val="24"/>
+                <w:szCs w:val="24"/>
+                <w:lang w:val="en-US"/>
+              </w:rPr>
+              <w:t xml:space="preserve"> / $MM</w:t>
+            </w:r>
+            <w:r>
+              <w:rPr>
+                <w:rFonts w:ascii="Aptos" w:hAnsi="Aptos" w:cs="Calibri"/>
+                <w:color w:val="000000" w:themeColor="text1"/>
+                <w:sz w:val="24"/>
+                <w:szCs w:val="24"/>
+                <w:lang w:val="en-US"/>
+              </w:rPr>
+              <w:t>…</w:t>
             </w:r>
           </w:p>
         </w:tc>
@@ -8901,7 +8981,633 @@
                 <w:szCs w:val="24"/>
                 <w:lang w:val="en-US"/>
               </w:rPr>
+              <w:t>NoCompany</w:t>
+            </w:r>
+            <w:r>
+              <w:rPr>
+                <w:rFonts w:ascii="Aptos" w:hAnsi="Aptos" w:cs="Calibri"/>
+                <w:color w:val="000000" w:themeColor="text1"/>
+                <w:sz w:val="24"/>
+                <w:szCs w:val="24"/>
+                <w:lang w:val="en-US"/>
+              </w:rPr>
               <w:t>$</w:t>
+            </w:r>
+          </w:p>
+        </w:tc>
+        <w:tc>
+          <w:tcPr>
+            <w:tcW w:w="0" w:type="auto"/>
+          </w:tcPr>
+          <w:p>
+            <w:pPr>
+              <w:cnfStyle w:val="000000000000" w:firstRow="0" w:lastRow="0" w:firstColumn="0" w:lastColumn="0" w:oddVBand="0" w:evenVBand="0" w:oddHBand="0" w:evenHBand="0" w:firstRowFirstColumn="0" w:firstRowLastColumn="0" w:lastRowFirstColumn="0" w:lastRowLastColumn="0"/>
+              <w:rPr>
+                <w:rFonts w:ascii="Aptos" w:hAnsi="Aptos" w:cs="Calibri"/>
+                <w:color w:val="000000" w:themeColor="text1"/>
+                <w:sz w:val="24"/>
+                <w:szCs w:val="24"/>
+                <w:lang w:val="en-US"/>
+              </w:rPr>
+            </w:pPr>
+            <w:r>
+              <w:rPr>
+                <w:rFonts w:ascii="Aptos" w:hAnsi="Aptos" w:cs="Calibri"/>
+                <w:color w:val="000000" w:themeColor="text1"/>
+                <w:sz w:val="24"/>
+                <w:szCs w:val="24"/>
+                <w:lang w:val="en-US"/>
+              </w:rPr>
+              <w:t>$</w:t>
+            </w:r>
+            <w:r>
+              <w:rPr>
+                <w:rFonts w:ascii="Aptos" w:hAnsi="Aptos" w:cs="Calibri"/>
+                <w:color w:val="000000" w:themeColor="text1"/>
+                <w:sz w:val="24"/>
+                <w:szCs w:val="24"/>
+                <w:lang w:val="en-US"/>
+              </w:rPr>
+              <w:t>U</w:t>
+            </w:r>
+            <w:r>
+              <w:rPr>
+                <w:rFonts w:ascii="Aptos" w:hAnsi="Aptos" w:cs="Calibri"/>
+                <w:color w:val="000000" w:themeColor="text1"/>
+                <w:sz w:val="24"/>
+                <w:szCs w:val="24"/>
+                <w:lang w:val="en-US"/>
+              </w:rPr>
+              <w:t>PostalAddress</w:t>
+            </w:r>
+            <w:r>
+              <w:rPr>
+                <w:rFonts w:ascii="Aptos" w:hAnsi="Aptos" w:cs="Calibri"/>
+                <w:color w:val="000000" w:themeColor="text1"/>
+                <w:sz w:val="24"/>
+                <w:szCs w:val="24"/>
+                <w:lang w:val="en-US"/>
+              </w:rPr>
+              <w:t>NoCompany</w:t>
+            </w:r>
+            <w:r>
+              <w:rPr>
+                <w:rFonts w:ascii="Aptos" w:hAnsi="Aptos" w:cs="Calibri"/>
+                <w:color w:val="000000" w:themeColor="text1"/>
+                <w:sz w:val="24"/>
+                <w:szCs w:val="24"/>
+                <w:lang w:val="en-US"/>
+              </w:rPr>
+              <w:t>$</w:t>
+            </w:r>
+          </w:p>
+        </w:tc>
+        <w:tc>
+          <w:tcPr>
+            <w:tcW w:w="0" w:type="auto"/>
+          </w:tcPr>
+          <w:p>
+            <w:pPr>
+              <w:cnfStyle w:val="000000000000" w:firstRow="0" w:lastRow="0" w:firstColumn="0" w:lastColumn="0" w:oddVBand="0" w:evenVBand="0" w:oddHBand="0" w:evenHBand="0" w:firstRowFirstColumn="0" w:firstRowLastColumn="0" w:lastRowFirstColumn="0" w:lastRowLastColumn="0"/>
+              <w:rPr>
+                <w:rFonts w:ascii="Aptos" w:hAnsi="Aptos" w:cs="Calibri"/>
+                <w:color w:val="000000" w:themeColor="text1"/>
+                <w:sz w:val="24"/>
+                <w:szCs w:val="24"/>
+                <w:lang w:val="en-US"/>
+              </w:rPr>
+            </w:pPr>
+            <w:r>
+              <w:rPr>
+                <w:rFonts w:ascii="Aptos" w:hAnsi="Aptos" w:cs="Calibri"/>
+                <w:color w:val="000000" w:themeColor="text1"/>
+                <w:sz w:val="24"/>
+                <w:szCs w:val="24"/>
+                <w:lang w:val="en-US"/>
+              </w:rPr>
+              <w:t>$</w:t>
+            </w:r>
+            <w:r>
+              <w:rPr>
+                <w:rFonts w:ascii="Aptos" w:hAnsi="Aptos" w:cs="Calibri"/>
+                <w:color w:val="000000" w:themeColor="text1"/>
+                <w:sz w:val="24"/>
+                <w:szCs w:val="24"/>
+                <w:lang w:val="en-US"/>
+              </w:rPr>
+              <w:t>UM</w:t>
+            </w:r>
+            <w:r>
+              <w:rPr>
+                <w:rFonts w:ascii="Aptos" w:hAnsi="Aptos" w:cs="Calibri"/>
+                <w:color w:val="000000" w:themeColor="text1"/>
+                <w:sz w:val="24"/>
+                <w:szCs w:val="24"/>
+                <w:lang w:val="en-US"/>
+              </w:rPr>
+              <w:t>PostalAddress</w:t>
+            </w:r>
+            <w:r>
+              <w:rPr>
+                <w:rFonts w:ascii="Aptos" w:hAnsi="Aptos" w:cs="Calibri"/>
+                <w:color w:val="000000" w:themeColor="text1"/>
+                <w:sz w:val="24"/>
+                <w:szCs w:val="24"/>
+                <w:lang w:val="en-US"/>
+              </w:rPr>
+              <w:t>NoCompany</w:t>
+            </w:r>
+            <w:r>
+              <w:rPr>
+                <w:rFonts w:ascii="Aptos" w:hAnsi="Aptos" w:cs="Calibri"/>
+                <w:color w:val="000000" w:themeColor="text1"/>
+                <w:sz w:val="24"/>
+                <w:szCs w:val="24"/>
+                <w:lang w:val="en-US"/>
+              </w:rPr>
+              <w:t>$</w:t>
+            </w:r>
+          </w:p>
+        </w:tc>
+        <w:tc>
+          <w:tcPr>
+            <w:tcW w:w="0" w:type="auto"/>
+          </w:tcPr>
+          <w:p>
+            <w:pPr>
+              <w:cnfStyle w:val="000000000000" w:firstRow="0" w:lastRow="0" w:firstColumn="0" w:lastColumn="0" w:oddVBand="0" w:evenVBand="0" w:oddHBand="0" w:evenHBand="0" w:firstRowFirstColumn="0" w:firstRowLastColumn="0" w:lastRowFirstColumn="0" w:lastRowLastColumn="0"/>
+              <w:rPr>
+                <w:rFonts w:ascii="Aptos" w:hAnsi="Aptos" w:cs="Calibri"/>
+                <w:color w:val="000000" w:themeColor="text1"/>
+                <w:sz w:val="24"/>
+                <w:szCs w:val="24"/>
+                <w:lang w:val="en-US"/>
+              </w:rPr>
+            </w:pPr>
+            <w:r>
+              <w:rPr>
+                <w:rFonts w:ascii="Aptos" w:hAnsi="Aptos" w:cs="Calibri"/>
+                <w:color w:val="000000" w:themeColor="text1"/>
+                <w:sz w:val="24"/>
+                <w:szCs w:val="24"/>
+                <w:lang w:val="en-US"/>
+              </w:rPr>
+              <w:t>$</w:t>
+            </w:r>
+            <w:r>
+              <w:rPr>
+                <w:rFonts w:ascii="Aptos" w:hAnsi="Aptos" w:cs="Calibri"/>
+                <w:color w:val="000000" w:themeColor="text1"/>
+                <w:sz w:val="24"/>
+                <w:szCs w:val="24"/>
+                <w:lang w:val="en-US"/>
+              </w:rPr>
+              <w:t>M</w:t>
+            </w:r>
+            <w:r>
+              <w:rPr>
+                <w:rFonts w:ascii="Aptos" w:hAnsi="Aptos" w:cs="Calibri"/>
+                <w:color w:val="000000" w:themeColor="text1"/>
+                <w:sz w:val="24"/>
+                <w:szCs w:val="24"/>
+                <w:lang w:val="en-US"/>
+              </w:rPr>
+              <w:t>PostalAddress</w:t>
+            </w:r>
+            <w:r>
+              <w:rPr>
+                <w:rFonts w:ascii="Aptos" w:hAnsi="Aptos" w:cs="Calibri"/>
+                <w:color w:val="000000" w:themeColor="text1"/>
+                <w:sz w:val="24"/>
+                <w:szCs w:val="24"/>
+                <w:lang w:val="en-US"/>
+              </w:rPr>
+              <w:t>NoCompany</w:t>
+            </w:r>
+            <w:r>
+              <w:rPr>
+                <w:rFonts w:ascii="Aptos" w:hAnsi="Aptos" w:cs="Calibri"/>
+                <w:color w:val="000000" w:themeColor="text1"/>
+                <w:sz w:val="24"/>
+                <w:szCs w:val="24"/>
+                <w:lang w:val="en-US"/>
+              </w:rPr>
+              <w:t>$</w:t>
+            </w:r>
+          </w:p>
+        </w:tc>
+        <w:tc>
+          <w:tcPr>
+            <w:tcW w:w="0" w:type="auto"/>
+          </w:tcPr>
+          <w:p>
+            <w:pPr>
+              <w:cnfStyle w:val="000000000000" w:firstRow="0" w:lastRow="0" w:firstColumn="0" w:lastColumn="0" w:oddVBand="0" w:evenVBand="0" w:oddHBand="0" w:evenHBand="0" w:firstRowFirstColumn="0" w:firstRowLastColumn="0" w:lastRowFirstColumn="0" w:lastRowLastColumn="0"/>
+              <w:rPr>
+                <w:rFonts w:ascii="Aptos" w:hAnsi="Aptos" w:cs="Calibri"/>
+                <w:color w:val="000000" w:themeColor="text1"/>
+                <w:sz w:val="24"/>
+                <w:szCs w:val="24"/>
+                <w:lang w:val="en-US"/>
+              </w:rPr>
+            </w:pPr>
+            <w:r>
+              <w:rPr>
+                <w:rFonts w:ascii="Aptos" w:hAnsi="Aptos" w:cs="Calibri"/>
+                <w:color w:val="000000" w:themeColor="text1"/>
+                <w:sz w:val="24"/>
+                <w:szCs w:val="24"/>
+                <w:lang w:val="en-US"/>
+              </w:rPr>
+              <w:t>$</w:t>
+            </w:r>
+            <w:r>
+              <w:rPr>
+                <w:rFonts w:ascii="Aptos" w:hAnsi="Aptos" w:cs="Calibri"/>
+                <w:color w:val="000000" w:themeColor="text1"/>
+                <w:sz w:val="24"/>
+                <w:szCs w:val="24"/>
+                <w:lang w:val="en-US"/>
+              </w:rPr>
+              <w:t>MM</w:t>
+            </w:r>
+            <w:r>
+              <w:rPr>
+                <w:rFonts w:ascii="Aptos" w:hAnsi="Aptos" w:cs="Calibri"/>
+                <w:color w:val="000000" w:themeColor="text1"/>
+                <w:sz w:val="24"/>
+                <w:szCs w:val="24"/>
+                <w:lang w:val="en-US"/>
+              </w:rPr>
+              <w:t>PostalAddress</w:t>
+            </w:r>
+            <w:r>
+              <w:rPr>
+                <w:rFonts w:ascii="Aptos" w:hAnsi="Aptos" w:cs="Calibri"/>
+                <w:color w:val="000000" w:themeColor="text1"/>
+                <w:sz w:val="24"/>
+                <w:szCs w:val="24"/>
+                <w:lang w:val="en-US"/>
+              </w:rPr>
+              <w:t>NoCompany</w:t>
+            </w:r>
+            <w:r>
+              <w:rPr>
+                <w:rFonts w:ascii="Aptos" w:hAnsi="Aptos" w:cs="Calibri"/>
+                <w:color w:val="000000" w:themeColor="text1"/>
+                <w:sz w:val="24"/>
+                <w:szCs w:val="24"/>
+                <w:lang w:val="en-US"/>
+              </w:rPr>
+              <w:t>$</w:t>
+            </w:r>
+          </w:p>
+        </w:tc>
+      </w:tr>
+      <w:tr>
+        <w:tc>
+          <w:tcPr>
+            <w:cnfStyle w:val="001000000000" w:firstRow="0" w:lastRow="0" w:firstColumn="1" w:lastColumn="0" w:oddVBand="0" w:evenVBand="0" w:oddHBand="0" w:evenHBand="0" w:firstRowFirstColumn="0" w:firstRowLastColumn="0" w:lastRowFirstColumn="0" w:lastRowLastColumn="0"/>
+            <w:tcW w:w="0" w:type="auto"/>
+          </w:tcPr>
+          <w:p>
+            <w:pPr>
+              <w:jc w:val="right"/>
+              <w:rPr>
+                <w:rFonts w:ascii="Aptos" w:hAnsi="Aptos" w:cs="Calibri"/>
+                <w:color w:val="000000" w:themeColor="text1"/>
+                <w:sz w:val="24"/>
+                <w:szCs w:val="24"/>
+                <w:lang w:val="en-US"/>
+              </w:rPr>
+            </w:pPr>
+            <w:r>
+              <w:rPr>
+                <w:rFonts w:ascii="Aptos" w:hAnsi="Aptos" w:cs="Calibri"/>
+                <w:color w:val="000000" w:themeColor="text1"/>
+                <w:sz w:val="24"/>
+                <w:szCs w:val="24"/>
+                <w:lang w:val="en-US"/>
+              </w:rPr>
+              <w:t>…PostalAddress</w:t>
+            </w:r>
+            <w:r>
+              <w:rPr>
+                <w:rFonts w:ascii="Aptos" w:hAnsi="Aptos" w:cs="Calibri"/>
+                <w:color w:val="000000" w:themeColor="text1"/>
+                <w:sz w:val="24"/>
+                <w:szCs w:val="24"/>
+                <w:lang w:val="en-US"/>
+              </w:rPr>
+              <w:t>Company</w:t>
+            </w:r>
+            <w:r>
+              <w:rPr>
+                <w:rFonts w:ascii="Aptos" w:hAnsi="Aptos" w:cs="Calibri"/>
+                <w:color w:val="000000" w:themeColor="text1"/>
+                <w:sz w:val="24"/>
+                <w:szCs w:val="24"/>
+                <w:lang w:val="en-US"/>
+              </w:rPr>
+              <w:t>$</w:t>
+            </w:r>
+          </w:p>
+        </w:tc>
+        <w:tc>
+          <w:tcPr>
+            <w:tcW w:w="0" w:type="auto"/>
+          </w:tcPr>
+          <w:p>
+            <w:pPr>
+              <w:cnfStyle w:val="000000000000" w:firstRow="0" w:lastRow="0" w:firstColumn="0" w:lastColumn="0" w:oddVBand="0" w:evenVBand="0" w:oddHBand="0" w:evenHBand="0" w:firstRowFirstColumn="0" w:firstRowLastColumn="0" w:lastRowFirstColumn="0" w:lastRowLastColumn="0"/>
+              <w:rPr>
+                <w:rFonts w:ascii="Aptos" w:hAnsi="Aptos" w:cs="Calibri"/>
+                <w:color w:val="000000" w:themeColor="text1"/>
+                <w:sz w:val="24"/>
+                <w:szCs w:val="24"/>
+                <w:lang w:val="en-US"/>
+              </w:rPr>
+            </w:pPr>
+            <w:r>
+              <w:rPr>
+                <w:rFonts w:ascii="Aptos" w:hAnsi="Aptos" w:cs="Calibri"/>
+                <w:color w:val="000000" w:themeColor="text1"/>
+                <w:sz w:val="24"/>
+                <w:szCs w:val="24"/>
+                <w:lang w:val="en-US"/>
+              </w:rPr>
+              <w:t>$</w:t>
+            </w:r>
+            <w:r>
+              <w:rPr>
+                <w:rFonts w:ascii="Aptos" w:hAnsi="Aptos" w:cs="Calibri"/>
+                <w:color w:val="000000" w:themeColor="text1"/>
+                <w:sz w:val="24"/>
+                <w:szCs w:val="24"/>
+                <w:lang w:val="en-US"/>
+              </w:rPr>
+              <w:t>U</w:t>
+            </w:r>
+            <w:r>
+              <w:rPr>
+                <w:rFonts w:ascii="Aptos" w:hAnsi="Aptos" w:cs="Calibri"/>
+                <w:color w:val="000000" w:themeColor="text1"/>
+                <w:sz w:val="24"/>
+                <w:szCs w:val="24"/>
+                <w:lang w:val="en-US"/>
+              </w:rPr>
+              <w:t>PostalAddress</w:t>
+            </w:r>
+            <w:r>
+              <w:rPr>
+                <w:rFonts w:ascii="Aptos" w:hAnsi="Aptos" w:cs="Calibri"/>
+                <w:color w:val="000000" w:themeColor="text1"/>
+                <w:sz w:val="24"/>
+                <w:szCs w:val="24"/>
+                <w:lang w:val="en-US"/>
+              </w:rPr>
+              <w:t>Company</w:t>
+            </w:r>
+            <w:r>
+              <w:rPr>
+                <w:rFonts w:ascii="Aptos" w:hAnsi="Aptos" w:cs="Calibri"/>
+                <w:color w:val="000000" w:themeColor="text1"/>
+                <w:sz w:val="24"/>
+                <w:szCs w:val="24"/>
+                <w:lang w:val="en-US"/>
+              </w:rPr>
+              <w:t>$</w:t>
+            </w:r>
+          </w:p>
+        </w:tc>
+        <w:tc>
+          <w:tcPr>
+            <w:tcW w:w="0" w:type="auto"/>
+          </w:tcPr>
+          <w:p>
+            <w:pPr>
+              <w:cnfStyle w:val="000000000000" w:firstRow="0" w:lastRow="0" w:firstColumn="0" w:lastColumn="0" w:oddVBand="0" w:evenVBand="0" w:oddHBand="0" w:evenHBand="0" w:firstRowFirstColumn="0" w:firstRowLastColumn="0" w:lastRowFirstColumn="0" w:lastRowLastColumn="0"/>
+              <w:rPr>
+                <w:rFonts w:ascii="Aptos" w:hAnsi="Aptos" w:cs="Calibri"/>
+                <w:color w:val="000000" w:themeColor="text1"/>
+                <w:sz w:val="24"/>
+                <w:szCs w:val="24"/>
+                <w:lang w:val="en-US"/>
+              </w:rPr>
+            </w:pPr>
+            <w:r>
+              <w:rPr>
+                <w:rFonts w:ascii="Aptos" w:hAnsi="Aptos" w:cs="Calibri"/>
+                <w:color w:val="000000" w:themeColor="text1"/>
+                <w:sz w:val="24"/>
+                <w:szCs w:val="24"/>
+                <w:lang w:val="en-US"/>
+              </w:rPr>
+              <w:t>$</w:t>
+            </w:r>
+            <w:r>
+              <w:rPr>
+                <w:rFonts w:ascii="Aptos" w:hAnsi="Aptos" w:cs="Calibri"/>
+                <w:color w:val="000000" w:themeColor="text1"/>
+                <w:sz w:val="24"/>
+                <w:szCs w:val="24"/>
+                <w:lang w:val="en-US"/>
+              </w:rPr>
+              <w:t>UM</w:t>
+            </w:r>
+            <w:r>
+              <w:rPr>
+                <w:rFonts w:ascii="Aptos" w:hAnsi="Aptos" w:cs="Calibri"/>
+                <w:color w:val="000000" w:themeColor="text1"/>
+                <w:sz w:val="24"/>
+                <w:szCs w:val="24"/>
+                <w:lang w:val="en-US"/>
+              </w:rPr>
+              <w:t>PostalAddress</w:t>
+            </w:r>
+            <w:r>
+              <w:rPr>
+                <w:rFonts w:ascii="Aptos" w:hAnsi="Aptos" w:cs="Calibri"/>
+                <w:color w:val="000000" w:themeColor="text1"/>
+                <w:sz w:val="24"/>
+                <w:szCs w:val="24"/>
+                <w:lang w:val="en-US"/>
+              </w:rPr>
+              <w:t>Company</w:t>
+            </w:r>
+            <w:r>
+              <w:rPr>
+                <w:rFonts w:ascii="Aptos" w:hAnsi="Aptos" w:cs="Calibri"/>
+                <w:color w:val="000000" w:themeColor="text1"/>
+                <w:sz w:val="24"/>
+                <w:szCs w:val="24"/>
+                <w:lang w:val="en-US"/>
+              </w:rPr>
+              <w:t>$</w:t>
+            </w:r>
+          </w:p>
+        </w:tc>
+        <w:tc>
+          <w:tcPr>
+            <w:tcW w:w="0" w:type="auto"/>
+          </w:tcPr>
+          <w:p>
+            <w:pPr>
+              <w:cnfStyle w:val="000000000000" w:firstRow="0" w:lastRow="0" w:firstColumn="0" w:lastColumn="0" w:oddVBand="0" w:evenVBand="0" w:oddHBand="0" w:evenHBand="0" w:firstRowFirstColumn="0" w:firstRowLastColumn="0" w:lastRowFirstColumn="0" w:lastRowLastColumn="0"/>
+              <w:rPr>
+                <w:rFonts w:ascii="Aptos" w:hAnsi="Aptos" w:cs="Calibri"/>
+                <w:color w:val="000000" w:themeColor="text1"/>
+                <w:sz w:val="24"/>
+                <w:szCs w:val="24"/>
+                <w:lang w:val="en-US"/>
+              </w:rPr>
+            </w:pPr>
+            <w:r>
+              <w:rPr>
+                <w:rFonts w:ascii="Aptos" w:hAnsi="Aptos" w:cs="Calibri"/>
+                <w:color w:val="000000" w:themeColor="text1"/>
+                <w:sz w:val="24"/>
+                <w:szCs w:val="24"/>
+                <w:lang w:val="en-US"/>
+              </w:rPr>
+              <w:t>$</w:t>
+            </w:r>
+            <w:r>
+              <w:rPr>
+                <w:rFonts w:ascii="Aptos" w:hAnsi="Aptos" w:cs="Calibri"/>
+                <w:color w:val="000000" w:themeColor="text1"/>
+                <w:sz w:val="24"/>
+                <w:szCs w:val="24"/>
+                <w:lang w:val="en-US"/>
+              </w:rPr>
+              <w:t>M</w:t>
+            </w:r>
+            <w:r>
+              <w:rPr>
+                <w:rFonts w:ascii="Aptos" w:hAnsi="Aptos" w:cs="Calibri"/>
+                <w:color w:val="000000" w:themeColor="text1"/>
+                <w:sz w:val="24"/>
+                <w:szCs w:val="24"/>
+                <w:lang w:val="en-US"/>
+              </w:rPr>
+              <w:t>PostalAddress</w:t>
+            </w:r>
+            <w:r>
+              <w:rPr>
+                <w:rFonts w:ascii="Aptos" w:hAnsi="Aptos" w:cs="Calibri"/>
+                <w:color w:val="000000" w:themeColor="text1"/>
+                <w:sz w:val="24"/>
+                <w:szCs w:val="24"/>
+                <w:lang w:val="en-US"/>
+              </w:rPr>
+              <w:t>Company</w:t>
+            </w:r>
+            <w:r>
+              <w:rPr>
+                <w:rFonts w:ascii="Aptos" w:hAnsi="Aptos" w:cs="Calibri"/>
+                <w:color w:val="000000" w:themeColor="text1"/>
+                <w:sz w:val="24"/>
+                <w:szCs w:val="24"/>
+                <w:lang w:val="en-US"/>
+              </w:rPr>
+              <w:t>$</w:t>
+            </w:r>
+          </w:p>
+        </w:tc>
+        <w:tc>
+          <w:tcPr>
+            <w:tcW w:w="0" w:type="auto"/>
+          </w:tcPr>
+          <w:p>
+            <w:pPr>
+              <w:cnfStyle w:val="000000000000" w:firstRow="0" w:lastRow="0" w:firstColumn="0" w:lastColumn="0" w:oddVBand="0" w:evenVBand="0" w:oddHBand="0" w:evenHBand="0" w:firstRowFirstColumn="0" w:firstRowLastColumn="0" w:lastRowFirstColumn="0" w:lastRowLastColumn="0"/>
+              <w:rPr>
+                <w:rFonts w:ascii="Aptos" w:hAnsi="Aptos" w:cs="Calibri"/>
+                <w:color w:val="000000" w:themeColor="text1"/>
+                <w:sz w:val="24"/>
+                <w:szCs w:val="24"/>
+                <w:lang w:val="en-US"/>
+              </w:rPr>
+            </w:pPr>
+            <w:r>
+              <w:rPr>
+                <w:rFonts w:ascii="Aptos" w:hAnsi="Aptos" w:cs="Calibri"/>
+                <w:color w:val="000000" w:themeColor="text1"/>
+                <w:sz w:val="24"/>
+                <w:szCs w:val="24"/>
+                <w:lang w:val="en-US"/>
+              </w:rPr>
+              <w:t>$</w:t>
+            </w:r>
+            <w:r>
+              <w:rPr>
+                <w:rFonts w:ascii="Aptos" w:hAnsi="Aptos" w:cs="Calibri"/>
+                <w:color w:val="000000" w:themeColor="text1"/>
+                <w:sz w:val="24"/>
+                <w:szCs w:val="24"/>
+                <w:lang w:val="en-US"/>
+              </w:rPr>
+              <w:t>MM</w:t>
+            </w:r>
+            <w:r>
+              <w:rPr>
+                <w:rFonts w:ascii="Aptos" w:hAnsi="Aptos" w:cs="Calibri"/>
+                <w:color w:val="000000" w:themeColor="text1"/>
+                <w:sz w:val="24"/>
+                <w:szCs w:val="24"/>
+                <w:lang w:val="en-US"/>
+              </w:rPr>
+              <w:t>PostalAddress</w:t>
+            </w:r>
+            <w:r>
+              <w:rPr>
+                <w:rFonts w:ascii="Aptos" w:hAnsi="Aptos" w:cs="Calibri"/>
+                <w:color w:val="000000" w:themeColor="text1"/>
+                <w:sz w:val="24"/>
+                <w:szCs w:val="24"/>
+                <w:lang w:val="en-US"/>
+              </w:rPr>
+              <w:t>Company</w:t>
+            </w:r>
+            <w:r>
+              <w:rPr>
+                <w:rFonts w:ascii="Aptos" w:hAnsi="Aptos" w:cs="Calibri"/>
+                <w:color w:val="000000" w:themeColor="text1"/>
+                <w:sz w:val="24"/>
+                <w:szCs w:val="24"/>
+                <w:lang w:val="en-US"/>
+              </w:rPr>
+              <w:t>$</w:t>
+            </w:r>
+          </w:p>
+        </w:tc>
+      </w:tr>
+      <w:tr>
+        <w:tc>
+          <w:tcPr>
+            <w:cnfStyle w:val="001000000000" w:firstRow="0" w:lastRow="0" w:firstColumn="1" w:lastColumn="0" w:oddVBand="0" w:evenVBand="0" w:oddHBand="0" w:evenHBand="0" w:firstRowFirstColumn="0" w:firstRowLastColumn="0" w:lastRowFirstColumn="0" w:lastRowLastColumn="0"/>
+            <w:tcW w:w="0" w:type="auto"/>
+          </w:tcPr>
+          <w:p>
+            <w:pPr>
+              <w:jc w:val="right"/>
+              <w:rPr>
+                <w:rFonts w:ascii="Aptos" w:hAnsi="Aptos" w:cs="Calibri"/>
+                <w:color w:val="000000" w:themeColor="text1"/>
+                <w:sz w:val="24"/>
+                <w:szCs w:val="24"/>
+                <w:lang w:val="en-US"/>
+              </w:rPr>
+            </w:pPr>
+            <w:r>
+              <w:rPr>
+                <w:rFonts w:ascii="Aptos" w:hAnsi="Aptos" w:cs="Calibri"/>
+                <w:color w:val="000000" w:themeColor="text1"/>
+                <w:sz w:val="24"/>
+                <w:szCs w:val="24"/>
+                <w:lang w:val="en-US"/>
+              </w:rPr>
+              <w:t>…PostalAddress$</w:t>
             </w:r>
           </w:p>
         </w:tc>
@@ -9671,7 +10377,7 @@
     </w:tbl>
     <w:p>
       <w:pPr>
-        <w:pStyle w:val="NoSpacing"/>
+        <w:pStyle w:val="KeinLeerraum"/>
         <w:rPr>
           <w:rFonts w:ascii="Aptos" w:hAnsi="Aptos"/>
           <w:sz w:val="24"/>
@@ -9683,7 +10389,7 @@
     </w:p>
     <w:p>
       <w:pPr>
-        <w:pStyle w:val="NoSpacing"/>
+        <w:pStyle w:val="KeinLeerraum"/>
         <w:rPr>
           <w:rFonts w:ascii="Aptos" w:hAnsi="Aptos"/>
           <w:sz w:val="24"/>
@@ -9730,7 +10436,7 @@
     </w:p>
     <w:p>
       <w:pPr>
-        <w:pStyle w:val="ListParagraph"/>
+        <w:pStyle w:val="Listenabsatz"/>
         <w:numPr>
           <w:ilvl w:val="0"/>
           <w:numId w:val="14"/>
@@ -9800,7 +10506,7 @@
     </w:p>
     <w:p>
       <w:pPr>
-        <w:pStyle w:val="ListParagraph"/>
+        <w:pStyle w:val="Listenabsatz"/>
         <w:numPr>
           <w:ilvl w:val="0"/>
           <w:numId w:val="14"/>
@@ -9870,7 +10576,7 @@
     </w:p>
     <w:p>
       <w:pPr>
-        <w:pStyle w:val="ListParagraph"/>
+        <w:pStyle w:val="Listenabsatz"/>
         <w:numPr>
           <w:ilvl w:val="0"/>
           <w:numId w:val="14"/>
@@ -9940,7 +10646,7 @@
     </w:p>
     <w:p>
       <w:pPr>
-        <w:pStyle w:val="ListParagraph"/>
+        <w:pStyle w:val="Listenabsatz"/>
         <w:numPr>
           <w:ilvl w:val="0"/>
           <w:numId w:val="14"/>
@@ -10028,7 +10734,7 @@
     </w:p>
     <w:p>
       <w:pPr>
-        <w:pStyle w:val="Heading1"/>
+        <w:pStyle w:val="berschrift1"/>
       </w:pPr>
       <w:r>
         <w:t>User photos</w:t>
@@ -10056,7 +10762,7 @@
     </w:p>
     <w:tbl>
       <w:tblPr>
-        <w:tblStyle w:val="GridTable4-Accent6"/>
+        <w:tblStyle w:val="Gitternetztabelle4Akzent6"/>
         <w:tblW w:w="0" w:type="auto"/>
         <w:tblInd w:w="0" w:type="dxa"/>
         <w:tblLayout w:type="fixed"/>
@@ -10776,7 +11482,7 @@
                 <w:lang w:eastAsia="de-AT"/>
               </w:rPr>
               <w:drawing>
-                <wp:inline distT="0" distB="0" distL="0" distR="0" wp14:anchorId="0C3C206D" wp14:editId="13E67172">
+                <wp:inline distT="0" distB="0" distL="0" distR="0" wp14:anchorId="0C3C206D" wp14:editId="37FFAD31">
                   <wp:extent cx="1077506" cy="1080000"/>
                   <wp:effectExtent l="0" t="0" r="8890" b="6350"/>
                   <wp:docPr id="1174030678" name="Picture 16" descr="This is a placeholder image for the photo of the current user. If the current user has no photo, this placeholder is still shown.&#10;$CurrentUserPhoto$"/>
@@ -10895,7 +11601,7 @@
                 <w:lang w:eastAsia="de-AT"/>
               </w:rPr>
               <w:drawing>
-                <wp:inline distT="0" distB="0" distL="0" distR="0" wp14:anchorId="79B4BC8D" wp14:editId="3E5D1474">
+                <wp:inline distT="0" distB="0" distL="0" distR="0" wp14:anchorId="79B4BC8D" wp14:editId="7ECDCB5D">
                   <wp:extent cx="1077506" cy="1080000"/>
                   <wp:effectExtent l="0" t="0" r="8890" b="6350"/>
                   <wp:docPr id="359148613" name="Picture 15" descr="This is a placeholder image for the photo of the current user. If the current user has no photo, this placeholder is deleted.$CurrentUserPhotoDeleteEmpty$"/>
@@ -10996,7 +11702,7 @@
                 <w:lang w:eastAsia="de-AT"/>
               </w:rPr>
               <w:drawing>
-                <wp:inline distT="0" distB="0" distL="0" distR="0" wp14:anchorId="25B26DF4" wp14:editId="4C71A1E8">
+                <wp:inline distT="0" distB="0" distL="0" distR="0" wp14:anchorId="25B26DF4" wp14:editId="7B68CEAD">
                   <wp:extent cx="1080000" cy="1080000"/>
                   <wp:effectExtent l="114300" t="114300" r="120650" b="120650"/>
                   <wp:docPr id="11" name="Picture 14" descr="This is a placeholder image for the photo of the current user, with some fancy formatting that can only be used with DOCX templates. If the current user has no photo, this placeholder is still shown.&#10;$CurrentUserPhoto$"/>
@@ -11141,7 +11847,7 @@
                 <w:lang w:eastAsia="de-AT"/>
               </w:rPr>
               <w:drawing>
-                <wp:inline distT="0" distB="0" distL="0" distR="0" wp14:anchorId="4930DF84" wp14:editId="5F61F7F0">
+                <wp:inline distT="0" distB="0" distL="0" distR="0" wp14:anchorId="4930DF84" wp14:editId="3860FA22">
                   <wp:extent cx="1077506" cy="1080000"/>
                   <wp:effectExtent l="0" t="0" r="8890" b="6350"/>
                   <wp:docPr id="1578714688" name="Picture 13" descr="This is a placeholder image for the photo of the current user manager. If the current user manager has no photo, this placeholder is still shown.$CurrentUserManagerPhoto$"/>
@@ -11260,7 +11966,7 @@
                 <w:lang w:eastAsia="de-AT"/>
               </w:rPr>
               <w:drawing>
-                <wp:inline distT="0" distB="0" distL="0" distR="0" wp14:anchorId="72FB956E" wp14:editId="041CC944">
+                <wp:inline distT="0" distB="0" distL="0" distR="0" wp14:anchorId="72FB956E" wp14:editId="74F00E49">
                   <wp:extent cx="1077506" cy="1080000"/>
                   <wp:effectExtent l="0" t="0" r="8890" b="6350"/>
                   <wp:docPr id="1879234866" name="Picture 12" descr="This is a placeholder image for the photo of the current user manager. If the current user manager has no photo, this placeholder is deleted.$CurrentUserManagerPhotoDeleteEmpty$"/>
@@ -11361,7 +12067,7 @@
                 <w:lang w:eastAsia="de-AT"/>
               </w:rPr>
               <w:drawing>
-                <wp:inline distT="0" distB="0" distL="0" distR="0" wp14:anchorId="38A08BEE" wp14:editId="47FE5C03">
+                <wp:inline distT="0" distB="0" distL="0" distR="0" wp14:anchorId="38A08BEE" wp14:editId="7220F1FB">
                   <wp:extent cx="1080000" cy="1080000"/>
                   <wp:effectExtent l="19050" t="57150" r="0" b="387350"/>
                   <wp:docPr id="12" name="Picture 11" descr="This is a placeholder image for the photo of the current user manager, with some fancy formatting that can only be used with DOCX templates. If the current user manager has no photo, this placeholder is still shown.&#10;$CurrentUserManagerPhoto$"/>
@@ -11508,7 +12214,7 @@
                 <w:lang w:eastAsia="de-AT"/>
               </w:rPr>
               <w:drawing>
-                <wp:inline distT="0" distB="0" distL="0" distR="0" wp14:anchorId="022503C1" wp14:editId="17C0515F">
+                <wp:inline distT="0" distB="0" distL="0" distR="0" wp14:anchorId="022503C1" wp14:editId="5D03B418">
                   <wp:extent cx="1077506" cy="1080000"/>
                   <wp:effectExtent l="0" t="0" r="8890" b="6350"/>
                   <wp:docPr id="1982955827" name="Picture 10" descr="This is a placeholder image for the photo of the current mailbox. If the current mailbox has no photo, this placeholder is still shown.&#10;$CurrentMailboxPhoto$"/>
@@ -11627,7 +12333,7 @@
                 <w:lang w:eastAsia="de-AT"/>
               </w:rPr>
               <w:drawing>
-                <wp:inline distT="0" distB="0" distL="0" distR="0" wp14:anchorId="610DB1DE" wp14:editId="485248D1">
+                <wp:inline distT="0" distB="0" distL="0" distR="0" wp14:anchorId="610DB1DE" wp14:editId="609C089F">
                   <wp:extent cx="1077506" cy="1080000"/>
                   <wp:effectExtent l="0" t="0" r="8890" b="6350"/>
                   <wp:docPr id="17003845" name="Picture 9" descr="This is a placeholder image for the photo of the current mailbox. If the current mailbox has no photo, this placeholder is deleted.&#10;$CurrentMailboxPhotoDeleteEmpty$"/>
@@ -11728,7 +12434,7 @@
                 <w:lang w:eastAsia="de-AT"/>
               </w:rPr>
               <w:drawing>
-                <wp:inline distT="0" distB="0" distL="0" distR="0" wp14:anchorId="656D78AD" wp14:editId="6F987F23">
+                <wp:inline distT="0" distB="0" distL="0" distR="0" wp14:anchorId="656D78AD" wp14:editId="03BC0F1A">
                   <wp:extent cx="1080000" cy="1080000"/>
                   <wp:effectExtent l="285750" t="209550" r="273050" b="234950"/>
                   <wp:docPr id="13" name="Picture 8" descr="This is a placeholder image for the photo of the current mailbox, with some fancy formatting that can only be used with DOCX templates. If the current mailbox has no photo, this placeholder is still shown.&#10;$CurrentMailboxPhoto$"/>
@@ -11893,7 +12599,7 @@
                 <w:lang w:eastAsia="de-AT"/>
               </w:rPr>
               <w:drawing>
-                <wp:inline distT="0" distB="0" distL="0" distR="0" wp14:anchorId="33BB6C53" wp14:editId="2BFEF8B8">
+                <wp:inline distT="0" distB="0" distL="0" distR="0" wp14:anchorId="33BB6C53" wp14:editId="70262DE8">
                   <wp:extent cx="1077506" cy="1080000"/>
                   <wp:effectExtent l="0" t="0" r="8890" b="6350"/>
                   <wp:docPr id="1769740849" name="Picture 7" descr="This is a placeholder image for the photo of the current mailbox manager. If the current mailbox manager has no photo, this placeholder is still shown.$CurrentMailboxManagerPhoto$"/>
@@ -12012,7 +12718,7 @@
                 <w:lang w:eastAsia="de-AT"/>
               </w:rPr>
               <w:drawing>
-                <wp:inline distT="0" distB="0" distL="0" distR="0" wp14:anchorId="38378013" wp14:editId="7EB2CA11">
+                <wp:inline distT="0" distB="0" distL="0" distR="0" wp14:anchorId="38378013" wp14:editId="2209E1BF">
                   <wp:extent cx="1077506" cy="1080000"/>
                   <wp:effectExtent l="0" t="0" r="8890" b="6350"/>
                   <wp:docPr id="558996120" name="Picture 6" descr="This is a placeholder image for the photo of the current mailbox manager. If the current mailbox manager has no photo, this placeholder is deleted.&#10;$CurrentMailboxManagerPhotoDeleteEmpty$"/>
@@ -12113,7 +12819,7 @@
                 <w:lang w:eastAsia="de-AT"/>
               </w:rPr>
               <w:drawing>
-                <wp:inline distT="0" distB="0" distL="0" distR="0" wp14:anchorId="44391D29" wp14:editId="50844E0B">
+                <wp:inline distT="0" distB="0" distL="0" distR="0" wp14:anchorId="44391D29" wp14:editId="048FF72B">
                   <wp:extent cx="1080000" cy="1080000"/>
                   <wp:effectExtent l="0" t="0" r="6350" b="6350"/>
                   <wp:docPr id="14" name="Picture 5" descr="This is a placeholder image for the photo of the current mailbox manager, with some fancy formatting that can only be used with DOCX templates. If the current mailbox manager has no photo, this placeholder is still shown.&#10;$CurrentMailboxManagerPhoto$"/>
@@ -12204,7 +12910,7 @@
     </w:p>
     <w:tbl>
       <w:tblPr>
-        <w:tblStyle w:val="GridTable4-Accent6"/>
+        <w:tblStyle w:val="Gitternetztabelle4Akzent6"/>
         <w:tblW w:w="0" w:type="auto"/>
         <w:tblInd w:w="0" w:type="dxa"/>
         <w:tblLayout w:type="fixed"/>
@@ -15023,7 +15729,7 @@
     </w:p>
     <w:p>
       <w:pPr>
-        <w:pStyle w:val="Heading1"/>
+        <w:pStyle w:val="berschrift1"/>
       </w:pPr>
       <w:r>
         <w:t>Custom images</w:t>
@@ -15031,7 +15737,7 @@
     </w:p>
     <w:p>
       <w:pPr>
-        <w:pStyle w:val="NoSpacing"/>
+        <w:pStyle w:val="KeinLeerraum"/>
         <w:rPr>
           <w:rFonts w:ascii="Aptos" w:hAnsi="Aptos" w:cs="Calibri"/>
           <w:sz w:val="24"/>
@@ -15051,7 +15757,7 @@
     </w:p>
     <w:p>
       <w:pPr>
-        <w:pStyle w:val="ListParagraph"/>
+        <w:pStyle w:val="Listenabsatz"/>
         <w:numPr>
           <w:ilvl w:val="0"/>
           <w:numId w:val="12"/>
@@ -15075,7 +15781,7 @@
     </w:p>
     <w:p>
       <w:pPr>
-        <w:pStyle w:val="ListParagraph"/>
+        <w:pStyle w:val="Listenabsatz"/>
         <w:numPr>
           <w:ilvl w:val="0"/>
           <w:numId w:val="12"/>
@@ -15099,7 +15805,7 @@
     </w:p>
     <w:p>
       <w:pPr>
-        <w:pStyle w:val="ListParagraph"/>
+        <w:pStyle w:val="Listenabsatz"/>
         <w:numPr>
           <w:ilvl w:val="0"/>
           <w:numId w:val="12"/>
@@ -15123,7 +15829,7 @@
     </w:p>
     <w:p>
       <w:pPr>
-        <w:pStyle w:val="ListParagraph"/>
+        <w:pStyle w:val="Listenabsatz"/>
         <w:numPr>
           <w:ilvl w:val="0"/>
           <w:numId w:val="12"/>
@@ -15184,7 +15890,7 @@
     </w:p>
     <w:tbl>
       <w:tblPr>
-        <w:tblStyle w:val="GridTable4-Accent6"/>
+        <w:tblStyle w:val="Gitternetztabelle4Akzent6"/>
         <w:tblW w:w="0" w:type="auto"/>
         <w:tblInd w:w="0" w:type="dxa"/>
         <w:tblLayout w:type="fixed"/>
@@ -16494,7 +17200,7 @@
     </w:tbl>
     <w:p>
       <w:pPr>
-        <w:pStyle w:val="Heading1"/>
+        <w:pStyle w:val="berschrift1"/>
         <w:rPr>
           <w:lang w:eastAsia="de-AT"/>
         </w:rPr>
@@ -16784,7 +17490,7 @@
     </w:p>
     <w:p>
       <w:pPr>
-        <w:pStyle w:val="ListParagraph"/>
+        <w:pStyle w:val="Listenabsatz"/>
         <w:numPr>
           <w:ilvl w:val="0"/>
           <w:numId w:val="10"/>
@@ -16818,7 +17524,7 @@
     </w:p>
     <w:p>
       <w:pPr>
-        <w:pStyle w:val="ListParagraph"/>
+        <w:pStyle w:val="Listenabsatz"/>
         <w:numPr>
           <w:ilvl w:val="0"/>
           <w:numId w:val="10"/>
@@ -16861,7 +17567,7 @@
     </w:p>
     <w:p>
       <w:pPr>
-        <w:pStyle w:val="ListParagraph"/>
+        <w:pStyle w:val="Listenabsatz"/>
         <w:numPr>
           <w:ilvl w:val="0"/>
           <w:numId w:val="10"/>
@@ -16913,7 +17619,7 @@
     </w:p>
     <w:p>
       <w:pPr>
-        <w:pStyle w:val="ListParagraph"/>
+        <w:pStyle w:val="Listenabsatz"/>
         <w:numPr>
           <w:ilvl w:val="0"/>
           <w:numId w:val="10"/>
@@ -16975,7 +17681,7 @@
     </w:p>
     <w:p>
       <w:pPr>
-        <w:pStyle w:val="ListParagraph"/>
+        <w:pStyle w:val="Listenabsatz"/>
         <w:numPr>
           <w:ilvl w:val="0"/>
           <w:numId w:val="11"/>
@@ -17018,7 +17724,7 @@
     </w:p>
     <w:p>
       <w:pPr>
-        <w:pStyle w:val="ListParagraph"/>
+        <w:pStyle w:val="Listenabsatz"/>
         <w:numPr>
           <w:ilvl w:val="0"/>
           <w:numId w:val="11"/>
@@ -17118,7 +17824,7 @@
     </w:p>
     <w:p>
       <w:pPr>
-        <w:pStyle w:val="Heading1"/>
+        <w:pStyle w:val="berschrift1"/>
         <w:rPr>
           <w:lang w:eastAsia="de-AT"/>
         </w:rPr>
@@ -17214,7 +17920,7 @@
     </w:p>
     <w:p>
       <w:pPr>
-        <w:pStyle w:val="Heading1"/>
+        <w:pStyle w:val="berschrift1"/>
       </w:pPr>
       <w:r>
         <w:t>Shapes and inline shapes</w:t>
@@ -17411,7 +18117,7 @@
     </w:p>
     <w:p>
       <w:pPr>
-        <w:pStyle w:val="Quote"/>
+        <w:pStyle w:val="Zitat"/>
         <w:rPr>
           <w:rFonts w:ascii="Aptos" w:hAnsi="Aptos" w:cs="Calibri"/>
           <w:noProof/>
@@ -17433,7 +18139,7 @@
     </w:p>
     <w:p>
       <w:pPr>
-        <w:pStyle w:val="Quote"/>
+        <w:pStyle w:val="Zitat"/>
         <w:rPr>
           <w:rFonts w:ascii="Aptos" w:hAnsi="Aptos" w:cs="Calibri"/>
           <w:noProof/>
@@ -17455,7 +18161,7 @@
     </w:p>
     <w:p>
       <w:pPr>
-        <w:pStyle w:val="Quote"/>
+        <w:pStyle w:val="Zitat"/>
         <w:rPr>
           <w:rFonts w:ascii="Aptos" w:hAnsi="Aptos" w:cs="Calibri"/>
           <w:noProof/>
@@ -18886,7 +19592,7 @@
     <w:lsdException w:name="Unresolved Mention" w:semiHidden="1" w:unhideWhenUsed="1"/>
     <w:lsdException w:name="Smart Link" w:semiHidden="1" w:unhideWhenUsed="1"/>
   </w:latentStyles>
-  <w:style w:type="paragraph" w:default="1" w:styleId="Normal">
+  <w:style w:type="paragraph" w:default="1" w:styleId="Standard">
     <w:name w:val="Normal"/>
     <w:qFormat/>
     <w:rsid w:val="00BD66C6"/>
@@ -18897,11 +19603,11 @@
       <w:rFonts w:ascii="Calibri" w:hAnsi="Calibri"/>
     </w:rPr>
   </w:style>
-  <w:style w:type="paragraph" w:styleId="Heading1">
+  <w:style w:type="paragraph" w:styleId="berschrift1">
     <w:name w:val="heading 1"/>
-    <w:basedOn w:val="Normal"/>
-    <w:next w:val="Normal"/>
-    <w:link w:val="Heading1Char"/>
+    <w:basedOn w:val="Standard"/>
+    <w:next w:val="Standard"/>
+    <w:link w:val="berschrift1Zchn"/>
     <w:uiPriority w:val="9"/>
     <w:qFormat/>
     <w:rsid w:val="00445B51"/>
@@ -18919,11 +19625,11 @@
       <w:lang w:val="en-US"/>
     </w:rPr>
   </w:style>
-  <w:style w:type="paragraph" w:styleId="Heading2">
+  <w:style w:type="paragraph" w:styleId="berschrift2">
     <w:name w:val="heading 2"/>
-    <w:basedOn w:val="Normal"/>
-    <w:next w:val="Normal"/>
-    <w:link w:val="Heading2Char"/>
+    <w:basedOn w:val="Standard"/>
+    <w:next w:val="Standard"/>
+    <w:link w:val="berschrift2Zchn"/>
     <w:uiPriority w:val="9"/>
     <w:unhideWhenUsed/>
     <w:qFormat/>
@@ -18941,13 +19647,13 @@
       <w:szCs w:val="26"/>
     </w:rPr>
   </w:style>
-  <w:style w:type="character" w:default="1" w:styleId="DefaultParagraphFont">
+  <w:style w:type="character" w:default="1" w:styleId="Absatz-Standardschriftart">
     <w:name w:val="Default Paragraph Font"/>
     <w:uiPriority w:val="1"/>
     <w:semiHidden/>
     <w:unhideWhenUsed/>
   </w:style>
-  <w:style w:type="table" w:default="1" w:styleId="TableNormal">
+  <w:style w:type="table" w:default="1" w:styleId="NormaleTabelle">
     <w:name w:val="Normal Table"/>
     <w:uiPriority w:val="99"/>
     <w:semiHidden/>
@@ -18962,16 +19668,16 @@
       </w:tblCellMar>
     </w:tblPr>
   </w:style>
-  <w:style w:type="numbering" w:default="1" w:styleId="NoList">
+  <w:style w:type="numbering" w:default="1" w:styleId="KeineListe">
     <w:name w:val="No List"/>
     <w:uiPriority w:val="99"/>
     <w:semiHidden/>
     <w:unhideWhenUsed/>
   </w:style>
-  <w:style w:type="paragraph" w:styleId="HTMLPreformatted">
+  <w:style w:type="paragraph" w:styleId="HTMLVorformatiert">
     <w:name w:val="HTML Preformatted"/>
-    <w:basedOn w:val="Normal"/>
-    <w:link w:val="HTMLPreformattedChar"/>
+    <w:basedOn w:val="Standard"/>
+    <w:link w:val="HTMLVorformatiertZchn"/>
     <w:uiPriority w:val="99"/>
     <w:semiHidden/>
     <w:unhideWhenUsed/>
@@ -19004,10 +19710,10 @@
       <w:lang w:eastAsia="de-AT"/>
     </w:rPr>
   </w:style>
-  <w:style w:type="character" w:customStyle="1" w:styleId="HTMLPreformattedChar">
-    <w:name w:val="HTML Preformatted Char"/>
-    <w:basedOn w:val="DefaultParagraphFont"/>
-    <w:link w:val="HTMLPreformatted"/>
+  <w:style w:type="character" w:customStyle="1" w:styleId="HTMLVorformatiertZchn">
+    <w:name w:val="HTML Vorformatiert Zchn"/>
+    <w:basedOn w:val="Absatz-Standardschriftart"/>
+    <w:link w:val="HTMLVorformatiert"/>
     <w:uiPriority w:val="99"/>
     <w:semiHidden/>
     <w:rsid w:val="00730BD0"/>
@@ -19018,10 +19724,10 @@
       <w:lang w:eastAsia="de-AT"/>
     </w:rPr>
   </w:style>
-  <w:style w:type="character" w:customStyle="1" w:styleId="Heading1Char">
-    <w:name w:val="Heading 1 Char"/>
-    <w:basedOn w:val="DefaultParagraphFont"/>
-    <w:link w:val="Heading1"/>
+  <w:style w:type="character" w:customStyle="1" w:styleId="berschrift1Zchn">
+    <w:name w:val="Überschrift 1 Zchn"/>
+    <w:basedOn w:val="Absatz-Standardschriftart"/>
+    <w:link w:val="berschrift1"/>
     <w:uiPriority w:val="9"/>
     <w:rsid w:val="00445B51"/>
     <w:rPr>
@@ -19032,11 +19738,11 @@
       <w:lang w:val="en-US"/>
     </w:rPr>
   </w:style>
-  <w:style w:type="paragraph" w:styleId="Title">
+  <w:style w:type="paragraph" w:styleId="Titel">
     <w:name w:val="Title"/>
-    <w:basedOn w:val="Normal"/>
-    <w:next w:val="Normal"/>
-    <w:link w:val="TitleChar"/>
+    <w:basedOn w:val="Standard"/>
+    <w:next w:val="Standard"/>
+    <w:link w:val="TitelZchn"/>
     <w:uiPriority w:val="10"/>
     <w:qFormat/>
     <w:rsid w:val="00445B51"/>
@@ -19053,10 +19759,10 @@
       <w:lang w:val="en-US"/>
     </w:rPr>
   </w:style>
-  <w:style w:type="character" w:customStyle="1" w:styleId="TitleChar">
-    <w:name w:val="Title Char"/>
-    <w:basedOn w:val="DefaultParagraphFont"/>
-    <w:link w:val="Title"/>
+  <w:style w:type="character" w:customStyle="1" w:styleId="TitelZchn">
+    <w:name w:val="Titel Zchn"/>
+    <w:basedOn w:val="Absatz-Standardschriftart"/>
+    <w:link w:val="Titel"/>
     <w:uiPriority w:val="10"/>
     <w:rsid w:val="00445B51"/>
     <w:rPr>
@@ -19068,10 +19774,10 @@
       <w:lang w:val="en-US"/>
     </w:rPr>
   </w:style>
-  <w:style w:type="paragraph" w:styleId="Header">
+  <w:style w:type="paragraph" w:styleId="Kopfzeile">
     <w:name w:val="header"/>
-    <w:basedOn w:val="Normal"/>
-    <w:link w:val="HeaderChar"/>
+    <w:basedOn w:val="Standard"/>
+    <w:link w:val="KopfzeileZchn"/>
     <w:uiPriority w:val="99"/>
     <w:unhideWhenUsed/>
     <w:rsid w:val="001248BA"/>
@@ -19083,17 +19789,17 @@
       <w:spacing w:after="0" w:line="240" w:lineRule="auto"/>
     </w:pPr>
   </w:style>
-  <w:style w:type="character" w:customStyle="1" w:styleId="HeaderChar">
-    <w:name w:val="Header Char"/>
-    <w:basedOn w:val="DefaultParagraphFont"/>
-    <w:link w:val="Header"/>
+  <w:style w:type="character" w:customStyle="1" w:styleId="KopfzeileZchn">
+    <w:name w:val="Kopfzeile Zchn"/>
+    <w:basedOn w:val="Absatz-Standardschriftart"/>
+    <w:link w:val="Kopfzeile"/>
     <w:uiPriority w:val="99"/>
     <w:rsid w:val="001248BA"/>
   </w:style>
-  <w:style w:type="paragraph" w:styleId="Footer">
+  <w:style w:type="paragraph" w:styleId="Fuzeile">
     <w:name w:val="footer"/>
-    <w:basedOn w:val="Normal"/>
-    <w:link w:val="FooterChar"/>
+    <w:basedOn w:val="Standard"/>
+    <w:link w:val="FuzeileZchn"/>
     <w:uiPriority w:val="99"/>
     <w:unhideWhenUsed/>
     <w:rsid w:val="001248BA"/>
@@ -19105,16 +19811,16 @@
       <w:spacing w:after="0" w:line="240" w:lineRule="auto"/>
     </w:pPr>
   </w:style>
-  <w:style w:type="character" w:customStyle="1" w:styleId="FooterChar">
-    <w:name w:val="Footer Char"/>
-    <w:basedOn w:val="DefaultParagraphFont"/>
-    <w:link w:val="Footer"/>
+  <w:style w:type="character" w:customStyle="1" w:styleId="FuzeileZchn">
+    <w:name w:val="Fußzeile Zchn"/>
+    <w:basedOn w:val="Absatz-Standardschriftart"/>
+    <w:link w:val="Fuzeile"/>
     <w:uiPriority w:val="99"/>
     <w:rsid w:val="001248BA"/>
   </w:style>
-  <w:style w:type="table" w:styleId="GridTable4-Accent6">
+  <w:style w:type="table" w:styleId="Gitternetztabelle4Akzent6">
     <w:name w:val="Grid Table 4 Accent 6"/>
-    <w:basedOn w:val="TableNormal"/>
+    <w:basedOn w:val="NormaleTabelle"/>
     <w:uiPriority w:val="49"/>
     <w:rsid w:val="0021301A"/>
     <w:pPr>
@@ -19191,7 +19897,7 @@
   </w:style>
   <w:style w:type="character" w:styleId="Hyperlink">
     <w:name w:val="Hyperlink"/>
-    <w:basedOn w:val="DefaultParagraphFont"/>
+    <w:basedOn w:val="Absatz-Standardschriftart"/>
     <w:uiPriority w:val="99"/>
     <w:unhideWhenUsed/>
     <w:rsid w:val="00265021"/>
@@ -19200,9 +19906,9 @@
       <w:u w:val="single"/>
     </w:rPr>
   </w:style>
-  <w:style w:type="character" w:styleId="UnresolvedMention">
+  <w:style w:type="character" w:styleId="NichtaufgelsteErwhnung">
     <w:name w:val="Unresolved Mention"/>
-    <w:basedOn w:val="DefaultParagraphFont"/>
+    <w:basedOn w:val="Absatz-Standardschriftart"/>
     <w:uiPriority w:val="99"/>
     <w:semiHidden/>
     <w:unhideWhenUsed/>
@@ -19212,9 +19918,9 @@
       <w:shd w:val="clear" w:color="auto" w:fill="E1DFDD"/>
     </w:rPr>
   </w:style>
-  <w:style w:type="character" w:styleId="FollowedHyperlink">
+  <w:style w:type="character" w:styleId="BesuchterLink">
     <w:name w:val="FollowedHyperlink"/>
-    <w:basedOn w:val="DefaultParagraphFont"/>
+    <w:basedOn w:val="Absatz-Standardschriftart"/>
     <w:uiPriority w:val="99"/>
     <w:semiHidden/>
     <w:unhideWhenUsed/>
@@ -19224,7 +19930,7 @@
       <w:u w:val="single"/>
     </w:rPr>
   </w:style>
-  <w:style w:type="paragraph" w:styleId="NoSpacing">
+  <w:style w:type="paragraph" w:styleId="KeinLeerraum">
     <w:name w:val="No Spacing"/>
     <w:uiPriority w:val="1"/>
     <w:qFormat/>
@@ -19236,11 +19942,11 @@
       <w:rFonts w:ascii="Calibri" w:hAnsi="Calibri"/>
     </w:rPr>
   </w:style>
-  <w:style w:type="paragraph" w:styleId="Quote">
+  <w:style w:type="paragraph" w:styleId="Zitat">
     <w:name w:val="Quote"/>
-    <w:basedOn w:val="Normal"/>
-    <w:next w:val="Normal"/>
-    <w:link w:val="QuoteChar"/>
+    <w:basedOn w:val="Standard"/>
+    <w:next w:val="Standard"/>
+    <w:link w:val="ZitatZchn"/>
     <w:uiPriority w:val="29"/>
     <w:qFormat/>
     <w:rsid w:val="00A95148"/>
@@ -19255,10 +19961,10 @@
       <w:color w:val="404040" w:themeColor="text1" w:themeTint="BF"/>
     </w:rPr>
   </w:style>
-  <w:style w:type="character" w:customStyle="1" w:styleId="QuoteChar">
-    <w:name w:val="Quote Char"/>
-    <w:basedOn w:val="DefaultParagraphFont"/>
-    <w:link w:val="Quote"/>
+  <w:style w:type="character" w:customStyle="1" w:styleId="ZitatZchn">
+    <w:name w:val="Zitat Zchn"/>
+    <w:basedOn w:val="Absatz-Standardschriftart"/>
+    <w:link w:val="Zitat"/>
     <w:uiPriority w:val="29"/>
     <w:rsid w:val="00A95148"/>
     <w:rPr>
@@ -19267,11 +19973,11 @@
       <w:color w:val="404040" w:themeColor="text1" w:themeTint="BF"/>
     </w:rPr>
   </w:style>
-  <w:style w:type="paragraph" w:styleId="IntenseQuote">
+  <w:style w:type="paragraph" w:styleId="IntensivesZitat">
     <w:name w:val="Intense Quote"/>
-    <w:basedOn w:val="Normal"/>
-    <w:next w:val="Normal"/>
-    <w:link w:val="IntenseQuoteChar"/>
+    <w:basedOn w:val="Standard"/>
+    <w:next w:val="Standard"/>
+    <w:link w:val="IntensivesZitatZchn"/>
     <w:uiPriority w:val="30"/>
     <w:qFormat/>
     <w:rsid w:val="000B07A0"/>
@@ -19290,10 +19996,10 @@
       <w:color w:val="4472C4" w:themeColor="accent1"/>
     </w:rPr>
   </w:style>
-  <w:style w:type="character" w:customStyle="1" w:styleId="IntenseQuoteChar">
-    <w:name w:val="Intense Quote Char"/>
-    <w:basedOn w:val="DefaultParagraphFont"/>
-    <w:link w:val="IntenseQuote"/>
+  <w:style w:type="character" w:customStyle="1" w:styleId="IntensivesZitatZchn">
+    <w:name w:val="Intensives Zitat Zchn"/>
+    <w:basedOn w:val="Absatz-Standardschriftart"/>
+    <w:link w:val="IntensivesZitat"/>
     <w:uiPriority w:val="30"/>
     <w:rsid w:val="000B07A0"/>
     <w:rPr>
@@ -19302,11 +20008,11 @@
       <w:color w:val="4472C4" w:themeColor="accent1"/>
     </w:rPr>
   </w:style>
-  <w:style w:type="paragraph" w:styleId="Subtitle">
+  <w:style w:type="paragraph" w:styleId="Untertitel">
     <w:name w:val="Subtitle"/>
-    <w:basedOn w:val="Normal"/>
-    <w:next w:val="Normal"/>
-    <w:link w:val="SubtitleChar"/>
+    <w:basedOn w:val="Standard"/>
+    <w:next w:val="Standard"/>
+    <w:link w:val="UntertitelZchn"/>
     <w:uiPriority w:val="11"/>
     <w:qFormat/>
     <w:rsid w:val="00E903E6"/>
@@ -19321,10 +20027,10 @@
       <w:spacing w:val="15"/>
     </w:rPr>
   </w:style>
-  <w:style w:type="character" w:customStyle="1" w:styleId="SubtitleChar">
-    <w:name w:val="Subtitle Char"/>
-    <w:basedOn w:val="DefaultParagraphFont"/>
-    <w:link w:val="Subtitle"/>
+  <w:style w:type="character" w:customStyle="1" w:styleId="UntertitelZchn">
+    <w:name w:val="Untertitel Zchn"/>
+    <w:basedOn w:val="Absatz-Standardschriftart"/>
+    <w:link w:val="Untertitel"/>
     <w:uiPriority w:val="11"/>
     <w:rsid w:val="00E903E6"/>
     <w:rPr>
@@ -19333,9 +20039,9 @@
       <w:spacing w:val="15"/>
     </w:rPr>
   </w:style>
-  <w:style w:type="paragraph" w:styleId="ListParagraph">
+  <w:style w:type="paragraph" w:styleId="Listenabsatz">
     <w:name w:val="List Paragraph"/>
-    <w:basedOn w:val="Normal"/>
+    <w:basedOn w:val="Standard"/>
     <w:uiPriority w:val="34"/>
     <w:qFormat/>
     <w:rsid w:val="00E903E6"/>
@@ -19344,10 +20050,10 @@
       <w:contextualSpacing/>
     </w:pPr>
   </w:style>
-  <w:style w:type="character" w:customStyle="1" w:styleId="Heading2Char">
-    <w:name w:val="Heading 2 Char"/>
-    <w:basedOn w:val="DefaultParagraphFont"/>
-    <w:link w:val="Heading2"/>
+  <w:style w:type="character" w:customStyle="1" w:styleId="berschrift2Zchn">
+    <w:name w:val="Überschrift 2 Zchn"/>
+    <w:basedOn w:val="Absatz-Standardschriftart"/>
+    <w:link w:val="berschrift2"/>
     <w:uiPriority w:val="9"/>
     <w:rsid w:val="00973A80"/>
     <w:rPr>
@@ -19357,9 +20063,9 @@
       <w:szCs w:val="26"/>
     </w:rPr>
   </w:style>
-  <w:style w:type="table" w:styleId="TableGrid">
+  <w:style w:type="table" w:styleId="Tabellenraster">
     <w:name w:val="Table Grid"/>
-    <w:basedOn w:val="TableNormal"/>
+    <w:basedOn w:val="NormaleTabelle"/>
     <w:uiPriority w:val="39"/>
     <w:rsid w:val="00EC13BD"/>
     <w:pPr>
@@ -19376,9 +20082,9 @@
       </w:tblBorders>
     </w:tblPr>
   </w:style>
-  <w:style w:type="table" w:styleId="GridTable3-Accent6">
+  <w:style w:type="table" w:styleId="Gitternetztabelle3Akzent6">
     <w:name w:val="Grid Table 3 Accent 6"/>
-    <w:basedOn w:val="TableNormal"/>
+    <w:basedOn w:val="NormaleTabelle"/>
     <w:uiPriority w:val="48"/>
     <w:rsid w:val="00C91C90"/>
     <w:pPr>
@@ -19512,9 +20218,9 @@
       </w:tcPr>
     </w:tblStylePr>
   </w:style>
-  <w:style w:type="table" w:styleId="GridTable5Dark-Accent6">
+  <w:style w:type="table" w:styleId="Gitternetztabelle5dunkelAkzent6">
     <w:name w:val="Grid Table 5 Dark Accent 6"/>
-    <w:basedOn w:val="TableNormal"/>
+    <w:basedOn w:val="NormaleTabelle"/>
     <w:uiPriority w:val="50"/>
     <w:rsid w:val="00952EB7"/>
     <w:pPr>
